--- a/result-repeat-print-docs/10-objects.docx
+++ b/result-repeat-print-docs/10-objects.docx
@@ -109,6 +109,7 @@
                                 <w:color w:val="F8F8F0"/>
                                 <w:sz w:val="12"/>
                                 <w:szCs w:val="12"/>
+                                <w:lang w:val="ru-RU"/>
                               </w:rPr>
                             </w:pPr>
                             <w:r>
@@ -128,6 +129,7 @@
                                 <w:color w:val="F8F8F0"/>
                                 <w:sz w:val="12"/>
                                 <w:szCs w:val="12"/>
+                                <w:lang w:val="ru-RU"/>
                               </w:rPr>
                               <w:t xml:space="preserve"> </w:t>
                             </w:r>
@@ -146,6 +148,7 @@
                                 <w:color w:val="F8F8F0"/>
                                 <w:sz w:val="12"/>
                                 <w:szCs w:val="12"/>
+                                <w:lang w:val="ru-RU"/>
                               </w:rPr>
                               <w:t xml:space="preserve"> </w:t>
                             </w:r>
@@ -155,6 +158,7 @@
                                 <w:color w:val="FF3F4F"/>
                                 <w:sz w:val="12"/>
                                 <w:szCs w:val="12"/>
+                                <w:lang w:val="ru-RU"/>
                               </w:rPr>
                               <w:t>=</w:t>
                             </w:r>
@@ -164,6 +168,7 @@
                                 <w:color w:val="F8F8F0"/>
                                 <w:sz w:val="12"/>
                                 <w:szCs w:val="12"/>
+                                <w:lang w:val="ru-RU"/>
                               </w:rPr>
                               <w:t xml:space="preserve"> </w:t>
                             </w:r>
@@ -173,6 +178,7 @@
                                 <w:color w:val="FFD945"/>
                                 <w:sz w:val="12"/>
                                 <w:szCs w:val="12"/>
+                                <w:lang w:val="ru-RU"/>
                               </w:rPr>
                               <w:t>"</w:t>
                             </w:r>
@@ -191,6 +197,7 @@
                                 <w:color w:val="FFD945"/>
                                 <w:sz w:val="12"/>
                                 <w:szCs w:val="12"/>
+                                <w:lang w:val="ru-RU"/>
                               </w:rPr>
                               <w:t>"</w:t>
                             </w:r>
@@ -200,6 +207,7 @@
                                 <w:color w:val="F8F8F0"/>
                                 <w:sz w:val="12"/>
                                 <w:szCs w:val="12"/>
+                                <w:lang w:val="ru-RU"/>
                               </w:rPr>
                               <w:t>;</w:t>
                             </w:r>
@@ -302,6 +310,7 @@
                                 <w:color w:val="F8F8F0"/>
                                 <w:sz w:val="12"/>
                                 <w:szCs w:val="12"/>
+                                <w:lang w:val="ru-RU"/>
                               </w:rPr>
                             </w:pPr>
                             <w:r>
@@ -319,6 +328,7 @@
                                 <w:color w:val="F8F8F0"/>
                                 <w:sz w:val="12"/>
                                 <w:szCs w:val="12"/>
+                                <w:lang w:val="ru-RU"/>
                               </w:rPr>
                               <w:t>[</w:t>
                             </w:r>
@@ -337,6 +347,7 @@
                                 <w:color w:val="F8F8F0"/>
                                 <w:sz w:val="12"/>
                                 <w:szCs w:val="12"/>
+                                <w:lang w:val="ru-RU"/>
                               </w:rPr>
                               <w:t xml:space="preserve">]: </w:t>
                             </w:r>
@@ -346,6 +357,7 @@
                                 <w:color w:val="FFD945"/>
                                 <w:sz w:val="12"/>
                                 <w:szCs w:val="12"/>
+                                <w:lang w:val="ru-RU"/>
                               </w:rPr>
                               <w:t>"</w:t>
                             </w:r>
@@ -364,6 +376,7 @@
                                 <w:color w:val="FFD945"/>
                                 <w:sz w:val="12"/>
                                 <w:szCs w:val="12"/>
+                                <w:lang w:val="ru-RU"/>
                               </w:rPr>
                               <w:t>"</w:t>
                             </w:r>
@@ -810,6 +823,7 @@
                                 <w:rFonts w:ascii="Consolas" w:eastAsia="Times New Roman" w:hAnsi="Consolas" w:cs="Calibri"/>
                                 <w:sz w:val="12"/>
                                 <w:szCs w:val="12"/>
+                                <w:lang w:val="ru-RU"/>
                               </w:rPr>
                             </w:pPr>
                             <w:r>
@@ -829,6 +843,7 @@
                                 <w:sz w:val="12"/>
                                 <w:szCs w:val="12"/>
                                 <w:shd w:val="clear" w:color="auto" w:fill="282C34"/>
+                                <w:lang w:val="ru-RU"/>
                               </w:rPr>
                               <w:t xml:space="preserve"> </w:t>
                             </w:r>
@@ -849,6 +864,7 @@
                                 <w:sz w:val="12"/>
                                 <w:szCs w:val="12"/>
                                 <w:shd w:val="clear" w:color="auto" w:fill="282C34"/>
+                                <w:lang w:val="ru-RU"/>
                               </w:rPr>
                               <w:t xml:space="preserve">1 = </w:t>
                             </w:r>
@@ -869,6 +885,7 @@
                                 <w:sz w:val="12"/>
                                 <w:szCs w:val="12"/>
                                 <w:shd w:val="clear" w:color="auto" w:fill="282C34"/>
+                                <w:lang w:val="ru-RU"/>
                               </w:rPr>
                               <w:t>(</w:t>
                             </w:r>
@@ -879,6 +896,7 @@
                                 <w:sz w:val="12"/>
                                 <w:szCs w:val="12"/>
                                 <w:shd w:val="clear" w:color="auto" w:fill="282C34"/>
+                                <w:lang w:val="ru-RU"/>
                               </w:rPr>
                               <w:t>"</w:t>
                             </w:r>
@@ -899,6 +917,7 @@
                                 <w:sz w:val="12"/>
                                 <w:szCs w:val="12"/>
                                 <w:shd w:val="clear" w:color="auto" w:fill="282C34"/>
+                                <w:lang w:val="ru-RU"/>
                               </w:rPr>
                               <w:t>"</w:t>
                             </w:r>
@@ -909,6 +928,7 @@
                                 <w:sz w:val="12"/>
                                 <w:szCs w:val="12"/>
                                 <w:shd w:val="clear" w:color="auto" w:fill="282C34"/>
+                                <w:lang w:val="ru-RU"/>
                               </w:rPr>
                               <w:t>);</w:t>
                             </w:r>
@@ -920,6 +940,7 @@
                                 <w:rFonts w:ascii="Consolas" w:eastAsia="Times New Roman" w:hAnsi="Consolas" w:cs="Calibri"/>
                                 <w:sz w:val="12"/>
                                 <w:szCs w:val="12"/>
+                                <w:lang w:val="ru-RU"/>
                               </w:rPr>
                             </w:pPr>
                             <w:r>
@@ -939,6 +960,7 @@
                                 <w:sz w:val="12"/>
                                 <w:szCs w:val="12"/>
                                 <w:shd w:val="clear" w:color="auto" w:fill="282C34"/>
+                                <w:lang w:val="ru-RU"/>
                               </w:rPr>
                               <w:t xml:space="preserve"> </w:t>
                             </w:r>
@@ -959,6 +981,7 @@
                                 <w:sz w:val="12"/>
                                 <w:szCs w:val="12"/>
                                 <w:shd w:val="clear" w:color="auto" w:fill="282C34"/>
+                                <w:lang w:val="ru-RU"/>
                               </w:rPr>
                               <w:t xml:space="preserve">2 = </w:t>
                             </w:r>
@@ -979,6 +1002,7 @@
                                 <w:sz w:val="12"/>
                                 <w:szCs w:val="12"/>
                                 <w:shd w:val="clear" w:color="auto" w:fill="282C34"/>
+                                <w:lang w:val="ru-RU"/>
                               </w:rPr>
                               <w:t>(</w:t>
                             </w:r>
@@ -989,6 +1013,7 @@
                                 <w:sz w:val="12"/>
                                 <w:szCs w:val="12"/>
                                 <w:shd w:val="clear" w:color="auto" w:fill="282C34"/>
+                                <w:lang w:val="ru-RU"/>
                               </w:rPr>
                               <w:t>"</w:t>
                             </w:r>
@@ -1009,6 +1034,7 @@
                                 <w:sz w:val="12"/>
                                 <w:szCs w:val="12"/>
                                 <w:shd w:val="clear" w:color="auto" w:fill="282C34"/>
+                                <w:lang w:val="ru-RU"/>
                               </w:rPr>
                               <w:t>"</w:t>
                             </w:r>
@@ -1019,6 +1045,7 @@
                                 <w:sz w:val="12"/>
                                 <w:szCs w:val="12"/>
                                 <w:shd w:val="clear" w:color="auto" w:fill="282C34"/>
+                                <w:lang w:val="ru-RU"/>
                               </w:rPr>
                               <w:t>);</w:t>
                             </w:r>
@@ -1031,6 +1058,7 @@
                                 <w:color w:val="91959C"/>
                                 <w:sz w:val="12"/>
                                 <w:szCs w:val="12"/>
+                                <w:lang w:val="ru-RU"/>
                               </w:rPr>
                             </w:pPr>
                             <w:r>
@@ -1484,6 +1512,7 @@
                                 <w:rFonts w:ascii="Consolas" w:eastAsia="Times New Roman" w:hAnsi="Consolas" w:cs="Calibri"/>
                                 <w:sz w:val="12"/>
                                 <w:szCs w:val="12"/>
+                                <w:lang w:val="ru-RU"/>
                               </w:rPr>
                             </w:pPr>
                             <w:r>
@@ -1503,6 +1532,7 @@
                                 <w:sz w:val="12"/>
                                 <w:szCs w:val="12"/>
                                 <w:shd w:val="clear" w:color="auto" w:fill="282C34"/>
+                                <w:lang w:val="ru-RU"/>
                               </w:rPr>
                               <w:t xml:space="preserve"> </w:t>
                             </w:r>
@@ -1523,6 +1553,7 @@
                                 <w:sz w:val="12"/>
                                 <w:szCs w:val="12"/>
                                 <w:shd w:val="clear" w:color="auto" w:fill="282C34"/>
+                                <w:lang w:val="ru-RU"/>
                               </w:rPr>
                               <w:t xml:space="preserve"> = {</w:t>
                             </w:r>
@@ -1543,6 +1574,7 @@
                                 <w:sz w:val="12"/>
                                 <w:szCs w:val="12"/>
                                 <w:shd w:val="clear" w:color="auto" w:fill="282C34"/>
+                                <w:lang w:val="ru-RU"/>
                               </w:rPr>
                               <w:t xml:space="preserve">  </w:t>
                             </w:r>
@@ -2070,6 +2102,7 @@
                                 <w:rFonts w:ascii="Consolas" w:eastAsia="Times New Roman" w:hAnsi="Consolas" w:cs="Calibri"/>
                                 <w:sz w:val="12"/>
                                 <w:szCs w:val="12"/>
+                                <w:lang w:val="ru-RU"/>
                               </w:rPr>
                             </w:pPr>
                             <w:r>
@@ -2089,6 +2122,7 @@
                                 <w:sz w:val="12"/>
                                 <w:szCs w:val="12"/>
                                 <w:shd w:val="clear" w:color="auto" w:fill="282C34"/>
+                                <w:lang w:val="ru-RU"/>
                               </w:rPr>
                               <w:t xml:space="preserve"> </w:t>
                             </w:r>
@@ -2109,6 +2143,7 @@
                                 <w:sz w:val="12"/>
                                 <w:szCs w:val="12"/>
                                 <w:shd w:val="clear" w:color="auto" w:fill="282C34"/>
+                                <w:lang w:val="ru-RU"/>
                               </w:rPr>
                               <w:t xml:space="preserve"> = {</w:t>
                             </w:r>
@@ -2129,6 +2164,7 @@
                                 <w:sz w:val="12"/>
                                 <w:szCs w:val="12"/>
                                 <w:shd w:val="clear" w:color="auto" w:fill="282C34"/>
+                                <w:lang w:val="ru-RU"/>
                               </w:rPr>
                               <w:t xml:space="preserve">  </w:t>
                             </w:r>
@@ -3118,6 +3154,7 @@
                           <w:color w:val="F8F8F0"/>
                           <w:sz w:val="12"/>
                           <w:szCs w:val="12"/>
+                          <w:lang w:val="ru-RU"/>
                         </w:rPr>
                       </w:pPr>
                       <w:r>
@@ -3137,6 +3174,7 @@
                           <w:color w:val="F8F8F0"/>
                           <w:sz w:val="12"/>
                           <w:szCs w:val="12"/>
+                          <w:lang w:val="ru-RU"/>
                         </w:rPr>
                         <w:t xml:space="preserve"> </w:t>
                       </w:r>
@@ -3155,6 +3193,7 @@
                           <w:color w:val="F8F8F0"/>
                           <w:sz w:val="12"/>
                           <w:szCs w:val="12"/>
+                          <w:lang w:val="ru-RU"/>
                         </w:rPr>
                         <w:t xml:space="preserve"> </w:t>
                       </w:r>
@@ -3164,6 +3203,7 @@
                           <w:color w:val="FF3F4F"/>
                           <w:sz w:val="12"/>
                           <w:szCs w:val="12"/>
+                          <w:lang w:val="ru-RU"/>
                         </w:rPr>
                         <w:t>=</w:t>
                       </w:r>
@@ -3173,6 +3213,7 @@
                           <w:color w:val="F8F8F0"/>
                           <w:sz w:val="12"/>
                           <w:szCs w:val="12"/>
+                          <w:lang w:val="ru-RU"/>
                         </w:rPr>
                         <w:t xml:space="preserve"> </w:t>
                       </w:r>
@@ -3182,6 +3223,7 @@
                           <w:color w:val="FFD945"/>
                           <w:sz w:val="12"/>
                           <w:szCs w:val="12"/>
+                          <w:lang w:val="ru-RU"/>
                         </w:rPr>
                         <w:t>"</w:t>
                       </w:r>
@@ -3200,6 +3242,7 @@
                           <w:color w:val="FFD945"/>
                           <w:sz w:val="12"/>
                           <w:szCs w:val="12"/>
+                          <w:lang w:val="ru-RU"/>
                         </w:rPr>
                         <w:t>"</w:t>
                       </w:r>
@@ -3209,6 +3252,7 @@
                           <w:color w:val="F8F8F0"/>
                           <w:sz w:val="12"/>
                           <w:szCs w:val="12"/>
+                          <w:lang w:val="ru-RU"/>
                         </w:rPr>
                         <w:t>;</w:t>
                       </w:r>
@@ -3311,6 +3355,7 @@
                           <w:color w:val="F8F8F0"/>
                           <w:sz w:val="12"/>
                           <w:szCs w:val="12"/>
+                          <w:lang w:val="ru-RU"/>
                         </w:rPr>
                       </w:pPr>
                       <w:r>
@@ -3328,6 +3373,7 @@
                           <w:color w:val="F8F8F0"/>
                           <w:sz w:val="12"/>
                           <w:szCs w:val="12"/>
+                          <w:lang w:val="ru-RU"/>
                         </w:rPr>
                         <w:t>[</w:t>
                       </w:r>
@@ -3346,6 +3392,7 @@
                           <w:color w:val="F8F8F0"/>
                           <w:sz w:val="12"/>
                           <w:szCs w:val="12"/>
+                          <w:lang w:val="ru-RU"/>
                         </w:rPr>
                         <w:t xml:space="preserve">]: </w:t>
                       </w:r>
@@ -3355,6 +3402,7 @@
                           <w:color w:val="FFD945"/>
                           <w:sz w:val="12"/>
                           <w:szCs w:val="12"/>
+                          <w:lang w:val="ru-RU"/>
                         </w:rPr>
                         <w:t>"</w:t>
                       </w:r>
@@ -3373,6 +3421,7 @@
                           <w:color w:val="FFD945"/>
                           <w:sz w:val="12"/>
                           <w:szCs w:val="12"/>
+                          <w:lang w:val="ru-RU"/>
                         </w:rPr>
                         <w:t>"</w:t>
                       </w:r>
@@ -3819,6 +3868,7 @@
                           <w:rFonts w:ascii="Consolas" w:eastAsia="Times New Roman" w:hAnsi="Consolas" w:cs="Calibri"/>
                           <w:sz w:val="12"/>
                           <w:szCs w:val="12"/>
+                          <w:lang w:val="ru-RU"/>
                         </w:rPr>
                       </w:pPr>
                       <w:r>
@@ -3838,6 +3888,7 @@
                           <w:sz w:val="12"/>
                           <w:szCs w:val="12"/>
                           <w:shd w:val="clear" w:color="auto" w:fill="282C34"/>
+                          <w:lang w:val="ru-RU"/>
                         </w:rPr>
                         <w:t xml:space="preserve"> </w:t>
                       </w:r>
@@ -3858,6 +3909,7 @@
                           <w:sz w:val="12"/>
                           <w:szCs w:val="12"/>
                           <w:shd w:val="clear" w:color="auto" w:fill="282C34"/>
+                          <w:lang w:val="ru-RU"/>
                         </w:rPr>
                         <w:t xml:space="preserve">1 = </w:t>
                       </w:r>
@@ -3878,6 +3930,7 @@
                           <w:sz w:val="12"/>
                           <w:szCs w:val="12"/>
                           <w:shd w:val="clear" w:color="auto" w:fill="282C34"/>
+                          <w:lang w:val="ru-RU"/>
                         </w:rPr>
                         <w:t>(</w:t>
                       </w:r>
@@ -3888,6 +3941,7 @@
                           <w:sz w:val="12"/>
                           <w:szCs w:val="12"/>
                           <w:shd w:val="clear" w:color="auto" w:fill="282C34"/>
+                          <w:lang w:val="ru-RU"/>
                         </w:rPr>
                         <w:t>"</w:t>
                       </w:r>
@@ -3908,6 +3962,7 @@
                           <w:sz w:val="12"/>
                           <w:szCs w:val="12"/>
                           <w:shd w:val="clear" w:color="auto" w:fill="282C34"/>
+                          <w:lang w:val="ru-RU"/>
                         </w:rPr>
                         <w:t>"</w:t>
                       </w:r>
@@ -3918,6 +3973,7 @@
                           <w:sz w:val="12"/>
                           <w:szCs w:val="12"/>
                           <w:shd w:val="clear" w:color="auto" w:fill="282C34"/>
+                          <w:lang w:val="ru-RU"/>
                         </w:rPr>
                         <w:t>);</w:t>
                       </w:r>
@@ -3929,6 +3985,7 @@
                           <w:rFonts w:ascii="Consolas" w:eastAsia="Times New Roman" w:hAnsi="Consolas" w:cs="Calibri"/>
                           <w:sz w:val="12"/>
                           <w:szCs w:val="12"/>
+                          <w:lang w:val="ru-RU"/>
                         </w:rPr>
                       </w:pPr>
                       <w:r>
@@ -3948,6 +4005,7 @@
                           <w:sz w:val="12"/>
                           <w:szCs w:val="12"/>
                           <w:shd w:val="clear" w:color="auto" w:fill="282C34"/>
+                          <w:lang w:val="ru-RU"/>
                         </w:rPr>
                         <w:t xml:space="preserve"> </w:t>
                       </w:r>
@@ -3968,6 +4026,7 @@
                           <w:sz w:val="12"/>
                           <w:szCs w:val="12"/>
                           <w:shd w:val="clear" w:color="auto" w:fill="282C34"/>
+                          <w:lang w:val="ru-RU"/>
                         </w:rPr>
                         <w:t xml:space="preserve">2 = </w:t>
                       </w:r>
@@ -3988,6 +4047,7 @@
                           <w:sz w:val="12"/>
                           <w:szCs w:val="12"/>
                           <w:shd w:val="clear" w:color="auto" w:fill="282C34"/>
+                          <w:lang w:val="ru-RU"/>
                         </w:rPr>
                         <w:t>(</w:t>
                       </w:r>
@@ -3998,6 +4058,7 @@
                           <w:sz w:val="12"/>
                           <w:szCs w:val="12"/>
                           <w:shd w:val="clear" w:color="auto" w:fill="282C34"/>
+                          <w:lang w:val="ru-RU"/>
                         </w:rPr>
                         <w:t>"</w:t>
                       </w:r>
@@ -4018,6 +4079,7 @@
                           <w:sz w:val="12"/>
                           <w:szCs w:val="12"/>
                           <w:shd w:val="clear" w:color="auto" w:fill="282C34"/>
+                          <w:lang w:val="ru-RU"/>
                         </w:rPr>
                         <w:t>"</w:t>
                       </w:r>
@@ -4028,6 +4090,7 @@
                           <w:sz w:val="12"/>
                           <w:szCs w:val="12"/>
                           <w:shd w:val="clear" w:color="auto" w:fill="282C34"/>
+                          <w:lang w:val="ru-RU"/>
                         </w:rPr>
                         <w:t>);</w:t>
                       </w:r>
@@ -4040,6 +4103,7 @@
                           <w:color w:val="91959C"/>
                           <w:sz w:val="12"/>
                           <w:szCs w:val="12"/>
+                          <w:lang w:val="ru-RU"/>
                         </w:rPr>
                       </w:pPr>
                       <w:r>
@@ -4493,6 +4557,7 @@
                           <w:rFonts w:ascii="Consolas" w:eastAsia="Times New Roman" w:hAnsi="Consolas" w:cs="Calibri"/>
                           <w:sz w:val="12"/>
                           <w:szCs w:val="12"/>
+                          <w:lang w:val="ru-RU"/>
                         </w:rPr>
                       </w:pPr>
                       <w:r>
@@ -4512,6 +4577,7 @@
                           <w:sz w:val="12"/>
                           <w:szCs w:val="12"/>
                           <w:shd w:val="clear" w:color="auto" w:fill="282C34"/>
+                          <w:lang w:val="ru-RU"/>
                         </w:rPr>
                         <w:t xml:space="preserve"> </w:t>
                       </w:r>
@@ -4532,6 +4598,7 @@
                           <w:sz w:val="12"/>
                           <w:szCs w:val="12"/>
                           <w:shd w:val="clear" w:color="auto" w:fill="282C34"/>
+                          <w:lang w:val="ru-RU"/>
                         </w:rPr>
                         <w:t xml:space="preserve"> = {</w:t>
                       </w:r>
@@ -4552,6 +4619,7 @@
                           <w:sz w:val="12"/>
                           <w:szCs w:val="12"/>
                           <w:shd w:val="clear" w:color="auto" w:fill="282C34"/>
+                          <w:lang w:val="ru-RU"/>
                         </w:rPr>
                         <w:t xml:space="preserve">  </w:t>
                       </w:r>
@@ -5079,6 +5147,7 @@
                           <w:rFonts w:ascii="Consolas" w:eastAsia="Times New Roman" w:hAnsi="Consolas" w:cs="Calibri"/>
                           <w:sz w:val="12"/>
                           <w:szCs w:val="12"/>
+                          <w:lang w:val="ru-RU"/>
                         </w:rPr>
                       </w:pPr>
                       <w:r>
@@ -5098,6 +5167,7 @@
                           <w:sz w:val="12"/>
                           <w:szCs w:val="12"/>
                           <w:shd w:val="clear" w:color="auto" w:fill="282C34"/>
+                          <w:lang w:val="ru-RU"/>
                         </w:rPr>
                         <w:t xml:space="preserve"> </w:t>
                       </w:r>
@@ -5118,6 +5188,7 @@
                           <w:sz w:val="12"/>
                           <w:szCs w:val="12"/>
                           <w:shd w:val="clear" w:color="auto" w:fill="282C34"/>
+                          <w:lang w:val="ru-RU"/>
                         </w:rPr>
                         <w:t xml:space="preserve"> = {</w:t>
                       </w:r>
@@ -5138,6 +5209,7 @@
                           <w:sz w:val="12"/>
                           <w:szCs w:val="12"/>
                           <w:shd w:val="clear" w:color="auto" w:fill="282C34"/>
+                          <w:lang w:val="ru-RU"/>
                         </w:rPr>
                         <w:t xml:space="preserve">  </w:t>
                       </w:r>
@@ -12787,6 +12859,8 @@
                               <w:spacing w:before="0" w:beforeAutospacing="0" w:after="0" w:afterAutospacing="0"/>
                               <w:rPr>
                                 <w:rFonts w:ascii="Lato" w:hAnsi="Lato" w:cs="Calibri"/>
+                                <w:b/>
+                                <w:bCs/>
                                 <w:color w:val="2E2E2E"/>
                                 <w:sz w:val="14"/>
                                 <w:szCs w:val="14"/>
@@ -12796,6 +12870,8 @@
                             <w:r>
                               <w:rPr>
                                 <w:rFonts w:ascii="Lato" w:hAnsi="Lato" w:cs="Calibri"/>
+                                <w:b/>
+                                <w:bCs/>
                                 <w:color w:val="2E2E2E"/>
                                 <w:sz w:val="14"/>
                                 <w:szCs w:val="14"/>
@@ -14874,6 +14950,8 @@
                         <w:spacing w:before="0" w:beforeAutospacing="0" w:after="0" w:afterAutospacing="0"/>
                         <w:rPr>
                           <w:rFonts w:ascii="Lato" w:hAnsi="Lato" w:cs="Calibri"/>
+                          <w:b/>
+                          <w:bCs/>
                           <w:color w:val="2E2E2E"/>
                           <w:sz w:val="14"/>
                           <w:szCs w:val="14"/>
@@ -14883,6 +14961,8 @@
                       <w:r>
                         <w:rPr>
                           <w:rFonts w:ascii="Lato" w:hAnsi="Lato" w:cs="Calibri"/>
+                          <w:b/>
+                          <w:bCs/>
                           <w:color w:val="2E2E2E"/>
                           <w:sz w:val="14"/>
                           <w:szCs w:val="14"/>
@@ -20060,6 +20140,7 @@
                                 <w:rFonts w:ascii="Consolas" w:hAnsi="Consolas" w:cs="Calibri"/>
                                 <w:sz w:val="12"/>
                                 <w:szCs w:val="12"/>
+                                <w:lang w:val="ru-RU"/>
                               </w:rPr>
                             </w:pPr>
                             <w:r>
@@ -20079,8 +20160,93 @@
                                 <w:sz w:val="12"/>
                                 <w:szCs w:val="12"/>
                                 <w:shd w:val="clear" w:color="auto" w:fill="282C34"/>
-                              </w:rPr>
-                              <w:t xml:space="preserve"> ownerName = car?.owner?.name;</w:t>
+                                <w:lang w:val="ru-RU"/>
+                              </w:rPr>
+                              <w:t xml:space="preserve"> </w:t>
+                            </w:r>
+                            <w:r>
+                              <w:rPr>
+                                <w:rFonts w:ascii="Consolas" w:hAnsi="Consolas" w:cs="Calibri"/>
+                                <w:color w:val="91959C"/>
+                                <w:sz w:val="12"/>
+                                <w:szCs w:val="12"/>
+                                <w:shd w:val="clear" w:color="auto" w:fill="282C34"/>
+                              </w:rPr>
+                              <w:t>ownerName</w:t>
+                            </w:r>
+                            <w:r>
+                              <w:rPr>
+                                <w:rFonts w:ascii="Consolas" w:hAnsi="Consolas" w:cs="Calibri"/>
+                                <w:color w:val="91959C"/>
+                                <w:sz w:val="12"/>
+                                <w:szCs w:val="12"/>
+                                <w:shd w:val="clear" w:color="auto" w:fill="282C34"/>
+                                <w:lang w:val="ru-RU"/>
+                              </w:rPr>
+                              <w:t xml:space="preserve"> = </w:t>
+                            </w:r>
+                            <w:r>
+                              <w:rPr>
+                                <w:rFonts w:ascii="Consolas" w:hAnsi="Consolas" w:cs="Calibri"/>
+                                <w:color w:val="91959C"/>
+                                <w:sz w:val="12"/>
+                                <w:szCs w:val="12"/>
+                                <w:shd w:val="clear" w:color="auto" w:fill="282C34"/>
+                              </w:rPr>
+                              <w:t>car</w:t>
+                            </w:r>
+                            <w:r>
+                              <w:rPr>
+                                <w:rFonts w:ascii="Consolas" w:hAnsi="Consolas" w:cs="Calibri"/>
+                                <w:color w:val="91959C"/>
+                                <w:sz w:val="12"/>
+                                <w:szCs w:val="12"/>
+                                <w:shd w:val="clear" w:color="auto" w:fill="282C34"/>
+                                <w:lang w:val="ru-RU"/>
+                              </w:rPr>
+                              <w:t>?.</w:t>
+                            </w:r>
+                            <w:r>
+                              <w:rPr>
+                                <w:rFonts w:ascii="Consolas" w:hAnsi="Consolas" w:cs="Calibri"/>
+                                <w:color w:val="91959C"/>
+                                <w:sz w:val="12"/>
+                                <w:szCs w:val="12"/>
+                                <w:shd w:val="clear" w:color="auto" w:fill="282C34"/>
+                              </w:rPr>
+                              <w:t>owner</w:t>
+                            </w:r>
+                            <w:r>
+                              <w:rPr>
+                                <w:rFonts w:ascii="Consolas" w:hAnsi="Consolas" w:cs="Calibri"/>
+                                <w:color w:val="91959C"/>
+                                <w:sz w:val="12"/>
+                                <w:szCs w:val="12"/>
+                                <w:shd w:val="clear" w:color="auto" w:fill="282C34"/>
+                                <w:lang w:val="ru-RU"/>
+                              </w:rPr>
+                              <w:t>?.</w:t>
+                            </w:r>
+                            <w:r>
+                              <w:rPr>
+                                <w:rFonts w:ascii="Consolas" w:hAnsi="Consolas" w:cs="Calibri"/>
+                                <w:color w:val="91959C"/>
+                                <w:sz w:val="12"/>
+                                <w:szCs w:val="12"/>
+                                <w:shd w:val="clear" w:color="auto" w:fill="282C34"/>
+                              </w:rPr>
+                              <w:t>name</w:t>
+                            </w:r>
+                            <w:r>
+                              <w:rPr>
+                                <w:rFonts w:ascii="Consolas" w:hAnsi="Consolas" w:cs="Calibri"/>
+                                <w:color w:val="91959C"/>
+                                <w:sz w:val="12"/>
+                                <w:szCs w:val="12"/>
+                                <w:shd w:val="clear" w:color="auto" w:fill="282C34"/>
+                                <w:lang w:val="ru-RU"/>
+                              </w:rPr>
+                              <w:t>;</w:t>
                             </w:r>
                           </w:p>
                           <w:p>
@@ -20092,6 +20258,7 @@
                                 <w:color w:val="91959C"/>
                                 <w:sz w:val="12"/>
                                 <w:szCs w:val="12"/>
+                                <w:lang w:val="ru-RU"/>
                               </w:rPr>
                             </w:pPr>
                             <w:r>
@@ -24008,6 +24175,7 @@
                           <w:rFonts w:ascii="Consolas" w:hAnsi="Consolas" w:cs="Calibri"/>
                           <w:sz w:val="12"/>
                           <w:szCs w:val="12"/>
+                          <w:lang w:val="ru-RU"/>
                         </w:rPr>
                       </w:pPr>
                       <w:r>
@@ -24027,8 +24195,93 @@
                           <w:sz w:val="12"/>
                           <w:szCs w:val="12"/>
                           <w:shd w:val="clear" w:color="auto" w:fill="282C34"/>
-                        </w:rPr>
-                        <w:t xml:space="preserve"> ownerName = car?.owner?.name;</w:t>
+                          <w:lang w:val="ru-RU"/>
+                        </w:rPr>
+                        <w:t xml:space="preserve"> </w:t>
+                      </w:r>
+                      <w:r>
+                        <w:rPr>
+                          <w:rFonts w:ascii="Consolas" w:hAnsi="Consolas" w:cs="Calibri"/>
+                          <w:color w:val="91959C"/>
+                          <w:sz w:val="12"/>
+                          <w:szCs w:val="12"/>
+                          <w:shd w:val="clear" w:color="auto" w:fill="282C34"/>
+                        </w:rPr>
+                        <w:t>ownerName</w:t>
+                      </w:r>
+                      <w:r>
+                        <w:rPr>
+                          <w:rFonts w:ascii="Consolas" w:hAnsi="Consolas" w:cs="Calibri"/>
+                          <w:color w:val="91959C"/>
+                          <w:sz w:val="12"/>
+                          <w:szCs w:val="12"/>
+                          <w:shd w:val="clear" w:color="auto" w:fill="282C34"/>
+                          <w:lang w:val="ru-RU"/>
+                        </w:rPr>
+                        <w:t xml:space="preserve"> = </w:t>
+                      </w:r>
+                      <w:r>
+                        <w:rPr>
+                          <w:rFonts w:ascii="Consolas" w:hAnsi="Consolas" w:cs="Calibri"/>
+                          <w:color w:val="91959C"/>
+                          <w:sz w:val="12"/>
+                          <w:szCs w:val="12"/>
+                          <w:shd w:val="clear" w:color="auto" w:fill="282C34"/>
+                        </w:rPr>
+                        <w:t>car</w:t>
+                      </w:r>
+                      <w:r>
+                        <w:rPr>
+                          <w:rFonts w:ascii="Consolas" w:hAnsi="Consolas" w:cs="Calibri"/>
+                          <w:color w:val="91959C"/>
+                          <w:sz w:val="12"/>
+                          <w:szCs w:val="12"/>
+                          <w:shd w:val="clear" w:color="auto" w:fill="282C34"/>
+                          <w:lang w:val="ru-RU"/>
+                        </w:rPr>
+                        <w:t>?.</w:t>
+                      </w:r>
+                      <w:r>
+                        <w:rPr>
+                          <w:rFonts w:ascii="Consolas" w:hAnsi="Consolas" w:cs="Calibri"/>
+                          <w:color w:val="91959C"/>
+                          <w:sz w:val="12"/>
+                          <w:szCs w:val="12"/>
+                          <w:shd w:val="clear" w:color="auto" w:fill="282C34"/>
+                        </w:rPr>
+                        <w:t>owner</w:t>
+                      </w:r>
+                      <w:r>
+                        <w:rPr>
+                          <w:rFonts w:ascii="Consolas" w:hAnsi="Consolas" w:cs="Calibri"/>
+                          <w:color w:val="91959C"/>
+                          <w:sz w:val="12"/>
+                          <w:szCs w:val="12"/>
+                          <w:shd w:val="clear" w:color="auto" w:fill="282C34"/>
+                          <w:lang w:val="ru-RU"/>
+                        </w:rPr>
+                        <w:t>?.</w:t>
+                      </w:r>
+                      <w:r>
+                        <w:rPr>
+                          <w:rFonts w:ascii="Consolas" w:hAnsi="Consolas" w:cs="Calibri"/>
+                          <w:color w:val="91959C"/>
+                          <w:sz w:val="12"/>
+                          <w:szCs w:val="12"/>
+                          <w:shd w:val="clear" w:color="auto" w:fill="282C34"/>
+                        </w:rPr>
+                        <w:t>name</w:t>
+                      </w:r>
+                      <w:r>
+                        <w:rPr>
+                          <w:rFonts w:ascii="Consolas" w:hAnsi="Consolas" w:cs="Calibri"/>
+                          <w:color w:val="91959C"/>
+                          <w:sz w:val="12"/>
+                          <w:szCs w:val="12"/>
+                          <w:shd w:val="clear" w:color="auto" w:fill="282C34"/>
+                          <w:lang w:val="ru-RU"/>
+                        </w:rPr>
+                        <w:t>;</w:t>
                       </w:r>
                     </w:p>
                     <w:p>
@@ -24040,6 +24293,7 @@
                           <w:color w:val="91959C"/>
                           <w:sz w:val="12"/>
                           <w:szCs w:val="12"/>
+                          <w:lang w:val="ru-RU"/>
                         </w:rPr>
                       </w:pPr>
                       <w:r>
@@ -31514,6 +31768,7 @@
     <w:lsdException w:name="HTML Sample" w:semiHidden="1" w:unhideWhenUsed="1"/>
     <w:lsdException w:name="HTML Typewriter" w:semiHidden="1" w:unhideWhenUsed="1"/>
     <w:lsdException w:name="HTML Variable" w:semiHidden="1" w:unhideWhenUsed="1"/>
+    <w:lsdException w:name="Normal Table" w:semiHidden="1" w:unhideWhenUsed="1"/>
     <w:lsdException w:name="annotation subject" w:semiHidden="1" w:unhideWhenUsed="1"/>
     <w:lsdException w:name="No List" w:semiHidden="1" w:unhideWhenUsed="1"/>
     <w:lsdException w:name="Outline List 1" w:semiHidden="1" w:unhideWhenUsed="1"/>
@@ -31556,8 +31811,11 @@
     <w:lsdException w:name="Table Contemporary" w:semiHidden="1" w:unhideWhenUsed="1"/>
     <w:lsdException w:name="Table Elegant" w:semiHidden="1" w:unhideWhenUsed="1"/>
     <w:lsdException w:name="Table Professional" w:semiHidden="1" w:unhideWhenUsed="1"/>
+    <w:lsdException w:name="Table Subtle 1" w:semiHidden="1" w:unhideWhenUsed="1"/>
     <w:lsdException w:name="Table Subtle 2" w:semiHidden="1" w:unhideWhenUsed="1"/>
     <w:lsdException w:name="Table Web 1" w:semiHidden="1" w:unhideWhenUsed="1"/>
+    <w:lsdException w:name="Table Web 2" w:semiHidden="1" w:unhideWhenUsed="1"/>
+    <w:lsdException w:name="Table Web 3" w:semiHidden="1" w:unhideWhenUsed="1"/>
     <w:lsdException w:name="Balloon Text" w:semiHidden="1" w:unhideWhenUsed="1"/>
     <w:lsdException w:name="Table Grid" w:uiPriority="39"/>
     <w:lsdException w:name="Table Theme" w:semiHidden="1" w:unhideWhenUsed="1"/>
